--- a/assets/files/laporan_dengan_Section_Break.docx
+++ b/assets/files/laporan_dengan_Section_Break.docx
@@ -12,85 +12,6 @@
       <w:proofErr w:type="spellStart"/>
       <w:r>
         <w:t>Pendahuluan</w:t>
-      </w:r>
-      <w:proofErr w:type="spellEnd"/>
-    </w:p>
-    <w:p/>
-    <w:p>
-      <w:proofErr w:type="spellStart"/>
-      <w:r>
-        <w:t>Laporan</w:t>
-      </w:r>
-      <w:proofErr w:type="spellEnd"/>
-      <w:r>
-        <w:t xml:space="preserve"> </w:t>
-      </w:r>
-      <w:proofErr w:type="spellStart"/>
-      <w:r>
-        <w:t>ini</w:t>
-      </w:r>
-      <w:proofErr w:type="spellEnd"/>
-      <w:r>
-        <w:t xml:space="preserve"> </w:t>
-      </w:r>
-      <w:proofErr w:type="spellStart"/>
-      <w:r>
-        <w:t>disusun</w:t>
-      </w:r>
-      <w:proofErr w:type="spellEnd"/>
-      <w:r>
-        <w:t xml:space="preserve"> </w:t>
-      </w:r>
-      <w:proofErr w:type="spellStart"/>
-      <w:r>
-        <w:t>untuk</w:t>
-      </w:r>
-      <w:proofErr w:type="spellEnd"/>
-      <w:r>
-        <w:t xml:space="preserve"> </w:t>
-      </w:r>
-      <w:proofErr w:type="spellStart"/>
-      <w:r>
-        <w:t>memberikan</w:t>
-      </w:r>
-      <w:proofErr w:type="spellEnd"/>
-      <w:r>
-        <w:t xml:space="preserve"> </w:t>
-      </w:r>
-      <w:proofErr w:type="spellStart"/>
-      <w:r>
-        <w:t>gambaran</w:t>
-      </w:r>
-      <w:proofErr w:type="spellEnd"/>
-    </w:p>
-    <w:p>
-      <w:proofErr w:type="spellStart"/>
-      <w:r>
-        <w:t>perkembangan</w:t>
-      </w:r>
-      <w:proofErr w:type="spellEnd"/>
-      <w:r>
-        <w:t xml:space="preserve"> </w:t>
-      </w:r>
-      <w:proofErr w:type="spellStart"/>
-      <w:r>
-        <w:t>penjualan</w:t>
-      </w:r>
-      <w:proofErr w:type="spellEnd"/>
-      <w:r>
-        <w:t xml:space="preserve"> </w:t>
-      </w:r>
-      <w:proofErr w:type="spellStart"/>
-      <w:r>
-        <w:t>perusahaan</w:t>
-      </w:r>
-      <w:proofErr w:type="spellEnd"/>
-      <w:r>
-        <w:t xml:space="preserve"> </w:t>
-      </w:r>
-      <w:proofErr w:type="spellStart"/>
-      <w:r>
-        <w:t>selama</w:t>
       </w:r>
       <w:proofErr w:type="spellEnd"/>
     </w:p>
@@ -105,17 +26,203 @@
           <w:docGrid w:linePitch="360"/>
         </w:sectPr>
       </w:pPr>
+      <w:bookmarkStart w:id="0" w:name="_GoBack"/>
+      <w:bookmarkEnd w:id="0"/>
+      <w:proofErr w:type="spellStart"/>
+      <w:r>
+        <w:t>Laporan</w:t>
+      </w:r>
+      <w:proofErr w:type="spellEnd"/>
+      <w:r>
+        <w:t xml:space="preserve"> </w:t>
+      </w:r>
+      <w:proofErr w:type="spellStart"/>
+      <w:r>
+        <w:t>ini</w:t>
+      </w:r>
+      <w:proofErr w:type="spellEnd"/>
+      <w:r>
+        <w:t xml:space="preserve"> </w:t>
+      </w:r>
+      <w:proofErr w:type="spellStart"/>
+      <w:r>
+        <w:t>disusun</w:t>
+      </w:r>
+      <w:proofErr w:type="spellEnd"/>
+      <w:r>
+        <w:t xml:space="preserve"> </w:t>
+      </w:r>
+      <w:proofErr w:type="spellStart"/>
+      <w:r>
+        <w:t>untuk</w:t>
+      </w:r>
+      <w:proofErr w:type="spellEnd"/>
+      <w:r>
+        <w:t xml:space="preserve"> </w:t>
+      </w:r>
+      <w:proofErr w:type="spellStart"/>
+      <w:r>
+        <w:t>memberikan</w:t>
+      </w:r>
+      <w:proofErr w:type="spellEnd"/>
+      <w:r>
+        <w:t xml:space="preserve"> </w:t>
+      </w:r>
+      <w:proofErr w:type="spellStart"/>
+      <w:r>
+        <w:t>gambaran</w:t>
+      </w:r>
+      <w:proofErr w:type="spellEnd"/>
+      <w:r>
+        <w:t xml:space="preserve"> </w:t>
+      </w:r>
+      <w:proofErr w:type="spellStart"/>
+      <w:r>
+        <w:t>perkembangan</w:t>
+      </w:r>
+      <w:proofErr w:type="spellEnd"/>
+      <w:r>
+        <w:t xml:space="preserve"> </w:t>
+      </w:r>
+      <w:proofErr w:type="spellStart"/>
+      <w:r>
+        <w:t>penjualan</w:t>
+      </w:r>
+      <w:proofErr w:type="spellEnd"/>
+      <w:r>
+        <w:t xml:space="preserve"> </w:t>
+      </w:r>
+      <w:proofErr w:type="spellStart"/>
+      <w:r>
+        <w:t>perusahaan</w:t>
+      </w:r>
+      <w:proofErr w:type="spellEnd"/>
+      <w:r>
+        <w:t xml:space="preserve"> </w:t>
+      </w:r>
+      <w:proofErr w:type="spellStart"/>
+      <w:r>
+        <w:t>selama</w:t>
+      </w:r>
+      <w:proofErr w:type="spellEnd"/>
+      <w:r>
+        <w:t xml:space="preserve"> semester </w:t>
+      </w:r>
+      <w:proofErr w:type="spellStart"/>
+      <w:r>
+        <w:t>pertama</w:t>
+      </w:r>
+      <w:proofErr w:type="spellEnd"/>
+      <w:r>
+        <w:t xml:space="preserve"> </w:t>
+      </w:r>
       <w:proofErr w:type="spellStart"/>
       <w:r>
         <w:t>tahun</w:t>
       </w:r>
       <w:proofErr w:type="spellEnd"/>
       <w:r>
-        <w:t xml:space="preserve"> </w:t>
-      </w:r>
-      <w:proofErr w:type="spellStart"/>
-      <w:r>
-        <w:t>berjalan</w:t>
+        <w:t xml:space="preserve"> 2026. </w:t>
+      </w:r>
+      <w:proofErr w:type="spellStart"/>
+      <w:r>
+        <w:t>Penjualan</w:t>
+      </w:r>
+      <w:proofErr w:type="spellEnd"/>
+      <w:r>
+        <w:t xml:space="preserve"> </w:t>
+      </w:r>
+      <w:proofErr w:type="spellStart"/>
+      <w:r>
+        <w:t>menunjukkan</w:t>
+      </w:r>
+      <w:proofErr w:type="spellEnd"/>
+      <w:r>
+        <w:t xml:space="preserve"> </w:t>
+      </w:r>
+      <w:proofErr w:type="spellStart"/>
+      <w:r>
+        <w:t>tren</w:t>
+      </w:r>
+      <w:proofErr w:type="spellEnd"/>
+      <w:r>
+        <w:t xml:space="preserve"> </w:t>
+      </w:r>
+      <w:proofErr w:type="spellStart"/>
+      <w:r>
+        <w:t>positif</w:t>
+      </w:r>
+      <w:proofErr w:type="spellEnd"/>
+      <w:r>
+        <w:t xml:space="preserve"> pada </w:t>
+      </w:r>
+      <w:proofErr w:type="spellStart"/>
+      <w:r>
+        <w:t>berbagai</w:t>
+      </w:r>
+      <w:proofErr w:type="spellEnd"/>
+      <w:r>
+        <w:t xml:space="preserve"> </w:t>
+      </w:r>
+      <w:proofErr w:type="spellStart"/>
+      <w:r>
+        <w:t>kategori</w:t>
+      </w:r>
+      <w:proofErr w:type="spellEnd"/>
+      <w:r>
+        <w:t xml:space="preserve"> </w:t>
+      </w:r>
+      <w:proofErr w:type="spellStart"/>
+      <w:r>
+        <w:t>produk</w:t>
+      </w:r>
+      <w:proofErr w:type="spellEnd"/>
+      <w:r>
+        <w:t xml:space="preserve"> </w:t>
+      </w:r>
+      <w:proofErr w:type="spellStart"/>
+      <w:r>
+        <w:t>dengan</w:t>
+      </w:r>
+      <w:proofErr w:type="spellEnd"/>
+      <w:r>
+        <w:t xml:space="preserve"> </w:t>
+      </w:r>
+      <w:proofErr w:type="spellStart"/>
+      <w:r>
+        <w:t>peningkatan</w:t>
+      </w:r>
+      <w:proofErr w:type="spellEnd"/>
+      <w:r>
+        <w:t xml:space="preserve"> </w:t>
+      </w:r>
+      <w:proofErr w:type="spellStart"/>
+      <w:r>
+        <w:t>sebesar</w:t>
+      </w:r>
+      <w:proofErr w:type="spellEnd"/>
+      <w:r>
+        <w:t xml:space="preserve"> 18% </w:t>
+      </w:r>
+      <w:proofErr w:type="spellStart"/>
+      <w:r>
+        <w:t>dibandingkan</w:t>
+      </w:r>
+      <w:proofErr w:type="spellEnd"/>
+      <w:r>
+        <w:t xml:space="preserve"> </w:t>
+      </w:r>
+      <w:proofErr w:type="spellStart"/>
+      <w:r>
+        <w:t>periode</w:t>
+      </w:r>
+      <w:proofErr w:type="spellEnd"/>
+      <w:r>
+        <w:t xml:space="preserve"> </w:t>
+      </w:r>
+      <w:proofErr w:type="spellStart"/>
+      <w:r>
+        <w:t>sebelumnya</w:t>
       </w:r>
       <w:proofErr w:type="spellEnd"/>
       <w:r>
@@ -248,10 +355,7 @@
         </w:tc>
       </w:tr>
     </w:tbl>
-    <w:p>
-      <w:bookmarkStart w:id="0" w:name="_GoBack"/>
-      <w:bookmarkEnd w:id="0"/>
-    </w:p>
+    <w:p/>
     <w:sectPr>
       <w:headerReference w:type="default" r:id="rId8"/>
       <w:footerReference w:type="default" r:id="rId9"/>
